--- a/워드/A5_학생용_워크북.docx
+++ b/워드/A5_학생용_워크북.docx
@@ -1641,7 +1641,7 @@
                 <w:rFonts w:ascii="맑은 고딕" w:hAnsi="맑은 고딕" w:eastAsia="맑은 고딕"/>
                 <w:sz w:val="20"/>
               </w:rPr>
-              <w:t>- 하는 일: {{job}}</w:t>
+              <w:t>- 하는 일: [어떤 일인가]</w:t>
             </w:r>
           </w:p>
           <w:p>
@@ -1653,7 +1653,7 @@
                 <w:rFonts w:ascii="맑은 고딕" w:hAnsi="맑은 고딕" w:eastAsia="맑은 고딕"/>
                 <w:sz w:val="20"/>
               </w:rPr>
-              <w:t>- 시급: {{pay}}</w:t>
+              <w:t>- 시급: [계약서에 적힌 시급]</w:t>
             </w:r>
           </w:p>
           <w:p>
@@ -1665,7 +1665,7 @@
                 <w:rFonts w:ascii="맑은 고딕" w:hAnsi="맑은 고딕" w:eastAsia="맑은 고딕"/>
                 <w:sz w:val="20"/>
               </w:rPr>
-              <w:t>- 근무: {{hours}}</w:t>
+              <w:t>- 근무: [하루 몇 시간 · 주 며칠]</w:t>
             </w:r>
           </w:p>
           <w:p>
@@ -1677,7 +1677,7 @@
                 <w:rFonts w:ascii="맑은 고딕" w:hAnsi="맑은 고딕" w:eastAsia="맑은 고딕"/>
                 <w:sz w:val="20"/>
               </w:rPr>
-              <w:t>- 기간: {{period}}</w:t>
+              <w:t>- 기간: [근무 기간]</w:t>
             </w:r>
           </w:p>
           <w:p>
@@ -1689,7 +1689,7 @@
                 <w:rFonts w:ascii="맑은 고딕" w:hAnsi="맑은 고딕" w:eastAsia="맑은 고딕"/>
                 <w:sz w:val="20"/>
               </w:rPr>
-              <w:t>- 나이·학년: {{age}}</w:t>
+              <w:t>- 나이·학년: [내 나이 · 학년]</w:t>
             </w:r>
           </w:p>
           <w:p>
@@ -1701,7 +1701,7 @@
                 <w:rFonts w:ascii="맑은 고딕" w:hAnsi="맑은 고딕" w:eastAsia="맑은 고딕"/>
                 <w:sz w:val="20"/>
               </w:rPr>
-              <w:t>- 계약서: {{written}}</w:t>
+              <w:t>- 계약서: [계약서를 받았나]</w:t>
             </w:r>
           </w:p>
           <w:p>
@@ -1713,7 +1713,7 @@
                 <w:rFonts w:ascii="맑은 고딕" w:hAnsi="맑은 고딕" w:eastAsia="맑은 고딕"/>
                 <w:sz w:val="20"/>
               </w:rPr>
-              <w:t>- 들은 말: {{heard}}</w:t>
+              <w:t>- 들은 말: [들은 말]</w:t>
             </w:r>
           </w:p>
           <w:p>
@@ -1725,7 +1725,7 @@
                 <w:rFonts w:ascii="맑은 고딕" w:hAnsi="맑은 고딕" w:eastAsia="맑은 고딕"/>
                 <w:sz w:val="20"/>
               </w:rPr>
-              <w:t>- 물어볼 상대: {{toask}}</w:t>
+              <w:t>- 물어볼 상대: [물어볼 상대]</w:t>
             </w:r>
           </w:p>
           <w:p>
@@ -5497,7 +5497,7 @@
                 <w:rFonts w:ascii="맑은 고딕" w:hAnsi="맑은 고딕" w:eastAsia="맑은 고딕"/>
                 <w:sz w:val="20"/>
               </w:rPr>
-              <w:t>내가 들은 말({{heard}})이 계약서 내용과 어긋나는지 확인해 주세요. 어긋난다면 어느 쪽이 기준이 되는지도 알려 주세요. 확실하지 않으면 확실하지 않다고 밝혀 주세요.</w:t>
+              <w:t>내가 들은 말([들은 말])이 계약서 내용과 어긋나는지 확인해 주세요. 어긋난다면 어느 쪽이 기준이 되는지도 알려 주세요. 확실하지 않으면 확실하지 않다고 밝혀 주세요.</w:t>
             </w:r>
           </w:p>
         </w:tc>

--- a/워드/A5_학생용_워크북.docx
+++ b/워드/A5_학생용_워크북.docx
@@ -7221,7 +7221,7 @@
           <w:color w:val="5B6675"/>
           <w:sz w:val="19"/>
         </w:rPr>
-        <w:t>AI를 썼다는 사실은 숨기는 게 아니라 밝히는 것입니다. 1단계에서 정한 약속이고, 평가의 근거가 됩니다. 특히 이 모듈에서는 ‘AI가 말한 것 중 무엇을 공식 자료로 확인했는지’를 반드시 남기세요.</w:t>
+        <w:t>AI를 썼다는 사실은 숨기는 게 아니라 밝히는 것입니다. 이 수업의 약속이고, 평가의 근거가 됩니다. 특히 이 모듈에서는 ‘AI가 말한 것 중 무엇을 공식 자료로 확인했는지’를 반드시 남기세요.</w:t>
       </w:r>
     </w:p>
     <w:p>

--- a/워드/A5_학생용_워크북.docx
+++ b/워드/A5_학생용_워크북.docx
@@ -2499,6 +2499,81 @@
         <w:t>▷ 기록 — AI가 던진 질문 5개를 그대로 붙여넣으세요</w:t>
       </w:r>
     </w:p>
+    <w:p>
+      <w:pPr>
+        <w:spacing w:before="0" w:after="0"/>
+        <w:ind w:left="170"/>
+      </w:pPr>
+      <w:r>
+        <w:rPr>
+          <w:rFonts w:ascii="맑은 고딕" w:hAnsi="맑은 고딕" w:eastAsia="맑은 고딕"/>
+          <w:b w:val="0"/>
+          <w:color w:val="9AA4B2"/>
+          <w:sz w:val="18"/>
+        </w:rPr>
+        <w:t>1.</w:t>
+      </w:r>
+    </w:p>
+    <w:p>
+      <w:pPr>
+        <w:spacing w:before="0" w:after="0"/>
+        <w:ind w:left="170"/>
+      </w:pPr>
+      <w:r>
+        <w:rPr>
+          <w:rFonts w:ascii="맑은 고딕" w:hAnsi="맑은 고딕" w:eastAsia="맑은 고딕"/>
+          <w:b w:val="0"/>
+          <w:color w:val="9AA4B2"/>
+          <w:sz w:val="18"/>
+        </w:rPr>
+        <w:t>2.</w:t>
+      </w:r>
+    </w:p>
+    <w:p>
+      <w:pPr>
+        <w:spacing w:before="0" w:after="0"/>
+        <w:ind w:left="170"/>
+      </w:pPr>
+      <w:r>
+        <w:rPr>
+          <w:rFonts w:ascii="맑은 고딕" w:hAnsi="맑은 고딕" w:eastAsia="맑은 고딕"/>
+          <w:b w:val="0"/>
+          <w:color w:val="9AA4B2"/>
+          <w:sz w:val="18"/>
+        </w:rPr>
+        <w:t>3.</w:t>
+      </w:r>
+    </w:p>
+    <w:p>
+      <w:pPr>
+        <w:spacing w:before="0" w:after="0"/>
+        <w:ind w:left="170"/>
+      </w:pPr>
+      <w:r>
+        <w:rPr>
+          <w:rFonts w:ascii="맑은 고딕" w:hAnsi="맑은 고딕" w:eastAsia="맑은 고딕"/>
+          <w:b w:val="0"/>
+          <w:color w:val="9AA4B2"/>
+          <w:sz w:val="18"/>
+        </w:rPr>
+        <w:t>4.</w:t>
+      </w:r>
+    </w:p>
+    <w:p>
+      <w:pPr>
+        <w:spacing w:before="0" w:after="0"/>
+        <w:ind w:left="170"/>
+      </w:pPr>
+      <w:r>
+        <w:rPr>
+          <w:rFonts w:ascii="맑은 고딕" w:hAnsi="맑은 고딕" w:eastAsia="맑은 고딕"/>
+          <w:b w:val="0"/>
+          <w:color w:val="9AA4B2"/>
+          <w:sz w:val="18"/>
+        </w:rPr>
+        <w:t>5.</w:t>
+      </w:r>
+    </w:p>
     <w:tbl>
       <w:tblPr>
         <w:tblW w:type="auto" w:w="0"/>
@@ -2510,7 +2585,7 @@
       </w:tblGrid>
       <w:tr>
         <w:trPr>
-          <w:trHeight w:hRule="atLeast" w:val="2041"/>
+          <w:trHeight w:hRule="atLeast" w:val="1049"/>
         </w:trPr>
         <w:tc>
           <w:tcPr>
@@ -2927,6 +3002,81 @@
         <w:t>▷ 기록 — 내가 답한 내용과, AI가 모아 준 ‘물어볼 것’ 목록을 붙여넣으세요</w:t>
       </w:r>
     </w:p>
+    <w:p>
+      <w:pPr>
+        <w:spacing w:before="0" w:after="0"/>
+        <w:ind w:left="170"/>
+      </w:pPr>
+      <w:r>
+        <w:rPr>
+          <w:rFonts w:ascii="맑은 고딕" w:hAnsi="맑은 고딕" w:eastAsia="맑은 고딕"/>
+          <w:b w:val="0"/>
+          <w:color w:val="9AA4B2"/>
+          <w:sz w:val="18"/>
+        </w:rPr>
+        <w:t>1) …</w:t>
+      </w:r>
+    </w:p>
+    <w:p>
+      <w:pPr>
+        <w:spacing w:before="0" w:after="0"/>
+        <w:ind w:left="170"/>
+      </w:pPr>
+      <w:r>
+        <w:rPr>
+          <w:rFonts w:ascii="맑은 고딕" w:hAnsi="맑은 고딕" w:eastAsia="맑은 고딕"/>
+          <w:b w:val="0"/>
+          <w:color w:val="9AA4B2"/>
+          <w:sz w:val="18"/>
+        </w:rPr>
+        <w:t>2) …</w:t>
+      </w:r>
+    </w:p>
+    <w:p>
+      <w:pPr>
+        <w:spacing w:before="0" w:after="0"/>
+        <w:ind w:left="170"/>
+      </w:pPr>
+      <w:r>
+        <w:rPr>
+          <w:rFonts w:ascii="맑은 고딕" w:hAnsi="맑은 고딕" w:eastAsia="맑은 고딕"/>
+          <w:b w:val="0"/>
+          <w:color w:val="9AA4B2"/>
+          <w:sz w:val="18"/>
+        </w:rPr>
+        <w:t xml:space="preserve"> </w:t>
+      </w:r>
+    </w:p>
+    <w:p>
+      <w:pPr>
+        <w:spacing w:before="0" w:after="0"/>
+        <w:ind w:left="170"/>
+      </w:pPr>
+      <w:r>
+        <w:rPr>
+          <w:rFonts w:ascii="맑은 고딕" w:hAnsi="맑은 고딕" w:eastAsia="맑은 고딕"/>
+          <w:b w:val="0"/>
+          <w:color w:val="9AA4B2"/>
+          <w:sz w:val="18"/>
+        </w:rPr>
+        <w:t>[물어볼 것]</w:t>
+      </w:r>
+    </w:p>
+    <w:p>
+      <w:pPr>
+        <w:spacing w:before="0" w:after="0"/>
+        <w:ind w:left="170"/>
+      </w:pPr>
+      <w:r>
+        <w:rPr>
+          <w:rFonts w:ascii="맑은 고딕" w:hAnsi="맑은 고딕" w:eastAsia="맑은 고딕"/>
+          <w:b w:val="0"/>
+          <w:color w:val="9AA4B2"/>
+          <w:sz w:val="18"/>
+        </w:rPr>
+        <w:t>…</w:t>
+      </w:r>
+    </w:p>
     <w:tbl>
       <w:tblPr>
         <w:tblW w:type="auto" w:w="0"/>
@@ -2938,7 +3088,7 @@
       </w:tblGrid>
       <w:tr>
         <w:trPr>
-          <w:trHeight w:hRule="atLeast" w:val="2041"/>
+          <w:trHeight w:hRule="atLeast" w:val="1049"/>
         </w:trPr>
         <w:tc>
           <w:tcPr>
@@ -3480,6 +3630,36 @@
         <w:t>▷ 기록 — AI가 만든 항목 목록을 붙여넣으세요</w:t>
       </w:r>
     </w:p>
+    <w:p>
+      <w:pPr>
+        <w:spacing w:before="0" w:after="0"/>
+        <w:ind w:left="170"/>
+      </w:pPr>
+      <w:r>
+        <w:rPr>
+          <w:rFonts w:ascii="맑은 고딕" w:hAnsi="맑은 고딕" w:eastAsia="맑은 고딕"/>
+          <w:b w:val="0"/>
+          <w:color w:val="9AA4B2"/>
+          <w:sz w:val="18"/>
+        </w:rPr>
+        <w:t>1. …</w:t>
+      </w:r>
+    </w:p>
+    <w:p>
+      <w:pPr>
+        <w:spacing w:before="0" w:after="0"/>
+        <w:ind w:left="170"/>
+      </w:pPr>
+      <w:r>
+        <w:rPr>
+          <w:rFonts w:ascii="맑은 고딕" w:hAnsi="맑은 고딕" w:eastAsia="맑은 고딕"/>
+          <w:b w:val="0"/>
+          <w:color w:val="9AA4B2"/>
+          <w:sz w:val="18"/>
+        </w:rPr>
+        <w:t>2. …</w:t>
+      </w:r>
+    </w:p>
     <w:tbl>
       <w:tblPr>
         <w:tblW w:type="auto" w:w="0"/>
@@ -3491,7 +3671,7 @@
       </w:tblGrid>
       <w:tr>
         <w:trPr>
-          <w:trHeight w:hRule="atLeast" w:val="2041"/>
+          <w:trHeight w:hRule="atLeast" w:val="1644"/>
         </w:trPr>
         <w:tc>
           <w:tcPr>
@@ -3961,6 +4141,36 @@
         <w:t>▷ 기록 — 최종 확정된 점검표를 붙여넣으세요</w:t>
       </w:r>
     </w:p>
+    <w:p>
+      <w:pPr>
+        <w:spacing w:before="0" w:after="0"/>
+        <w:ind w:left="170"/>
+      </w:pPr>
+      <w:r>
+        <w:rPr>
+          <w:rFonts w:ascii="맑은 고딕" w:hAnsi="맑은 고딕" w:eastAsia="맑은 고딕"/>
+          <w:b w:val="0"/>
+          <w:color w:val="9AA4B2"/>
+          <w:sz w:val="18"/>
+        </w:rPr>
+        <w:t>| 항목 | 내 계약서에 있나 | 확인할 점 |</w:t>
+      </w:r>
+    </w:p>
+    <w:p>
+      <w:pPr>
+        <w:spacing w:before="0" w:after="0"/>
+        <w:ind w:left="170"/>
+      </w:pPr>
+      <w:r>
+        <w:rPr>
+          <w:rFonts w:ascii="맑은 고딕" w:hAnsi="맑은 고딕" w:eastAsia="맑은 고딕"/>
+          <w:b w:val="0"/>
+          <w:color w:val="9AA4B2"/>
+          <w:sz w:val="18"/>
+        </w:rPr>
+        <w:t>…</w:t>
+      </w:r>
+    </w:p>
     <w:tbl>
       <w:tblPr>
         <w:tblW w:type="auto" w:w="0"/>
@@ -3972,7 +4182,7 @@
       </w:tblGrid>
       <w:tr>
         <w:trPr>
-          <w:trHeight w:hRule="atLeast" w:val="2041"/>
+          <w:trHeight w:hRule="atLeast" w:val="1644"/>
         </w:trPr>
         <w:tc>
           <w:tcPr>
@@ -4682,6 +4892,81 @@
         <w:t>▷ 기록 — 점검 결과 표와 ‘물어볼 것’ 목록을 붙여넣으세요</w:t>
       </w:r>
     </w:p>
+    <w:p>
+      <w:pPr>
+        <w:spacing w:before="0" w:after="0"/>
+        <w:ind w:left="170"/>
+      </w:pPr>
+      <w:r>
+        <w:rPr>
+          <w:rFonts w:ascii="맑은 고딕" w:hAnsi="맑은 고딕" w:eastAsia="맑은 고딕"/>
+          <w:b w:val="0"/>
+          <w:color w:val="9AA4B2"/>
+          <w:sz w:val="18"/>
+        </w:rPr>
+        <w:t>| 항목 | 계약서에 있나 | 확인할 점 |</w:t>
+      </w:r>
+    </w:p>
+    <w:p>
+      <w:pPr>
+        <w:spacing w:before="0" w:after="0"/>
+        <w:ind w:left="170"/>
+      </w:pPr>
+      <w:r>
+        <w:rPr>
+          <w:rFonts w:ascii="맑은 고딕" w:hAnsi="맑은 고딕" w:eastAsia="맑은 고딕"/>
+          <w:b w:val="0"/>
+          <w:color w:val="9AA4B2"/>
+          <w:sz w:val="18"/>
+        </w:rPr>
+        <w:t>…</w:t>
+      </w:r>
+    </w:p>
+    <w:p>
+      <w:pPr>
+        <w:spacing w:before="0" w:after="0"/>
+        <w:ind w:left="170"/>
+      </w:pPr>
+      <w:r>
+        <w:rPr>
+          <w:rFonts w:ascii="맑은 고딕" w:hAnsi="맑은 고딕" w:eastAsia="맑은 고딕"/>
+          <w:b w:val="0"/>
+          <w:color w:val="9AA4B2"/>
+          <w:sz w:val="18"/>
+        </w:rPr>
+        <w:t xml:space="preserve"> </w:t>
+      </w:r>
+    </w:p>
+    <w:p>
+      <w:pPr>
+        <w:spacing w:before="0" w:after="0"/>
+        <w:ind w:left="170"/>
+      </w:pPr>
+      <w:r>
+        <w:rPr>
+          <w:rFonts w:ascii="맑은 고딕" w:hAnsi="맑은 고딕" w:eastAsia="맑은 고딕"/>
+          <w:b w:val="0"/>
+          <w:color w:val="9AA4B2"/>
+          <w:sz w:val="18"/>
+        </w:rPr>
+        <w:t>[물어볼 것]</w:t>
+      </w:r>
+    </w:p>
+    <w:p>
+      <w:pPr>
+        <w:spacing w:before="0" w:after="0"/>
+        <w:ind w:left="170"/>
+      </w:pPr>
+      <w:r>
+        <w:rPr>
+          <w:rFonts w:ascii="맑은 고딕" w:hAnsi="맑은 고딕" w:eastAsia="맑은 고딕"/>
+          <w:b w:val="0"/>
+          <w:color w:val="9AA4B2"/>
+          <w:sz w:val="18"/>
+        </w:rPr>
+        <w:t>…</w:t>
+      </w:r>
+    </w:p>
     <w:tbl>
       <w:tblPr>
         <w:tblW w:type="auto" w:w="0"/>
@@ -4693,7 +4978,7 @@
       </w:tblGrid>
       <w:tr>
         <w:trPr>
-          <w:trHeight w:hRule="atLeast" w:val="4252"/>
+          <w:trHeight w:hRule="atLeast" w:val="3260"/>
         </w:trPr>
         <w:tc>
           <w:tcPr>
@@ -5177,6 +5462,51 @@
         <w:t>▷ 기록 — 세 번의 요청과, 각각 무엇이 달라졌는지 적으세요</w:t>
       </w:r>
     </w:p>
+    <w:p>
+      <w:pPr>
+        <w:spacing w:before="0" w:after="0"/>
+        <w:ind w:left="170"/>
+      </w:pPr>
+      <w:r>
+        <w:rPr>
+          <w:rFonts w:ascii="맑은 고딕" w:hAnsi="맑은 고딕" w:eastAsia="맑은 고딕"/>
+          <w:b w:val="0"/>
+          <w:color w:val="9AA4B2"/>
+          <w:sz w:val="18"/>
+        </w:rPr>
+        <w:t xml:space="preserve">① 쉬운 말 → </w:t>
+      </w:r>
+    </w:p>
+    <w:p>
+      <w:pPr>
+        <w:spacing w:before="0" w:after="0"/>
+        <w:ind w:left="170"/>
+      </w:pPr>
+      <w:r>
+        <w:rPr>
+          <w:rFonts w:ascii="맑은 고딕" w:hAnsi="맑은 고딕" w:eastAsia="맑은 고딕"/>
+          <w:b w:val="0"/>
+          <w:color w:val="9AA4B2"/>
+          <w:sz w:val="18"/>
+        </w:rPr>
+        <w:t xml:space="preserve">② 왜 중요한지 → </w:t>
+      </w:r>
+    </w:p>
+    <w:p>
+      <w:pPr>
+        <w:spacing w:before="0" w:after="0"/>
+        <w:ind w:left="170"/>
+      </w:pPr>
+      <w:r>
+        <w:rPr>
+          <w:rFonts w:ascii="맑은 고딕" w:hAnsi="맑은 고딕" w:eastAsia="맑은 고딕"/>
+          <w:b w:val="0"/>
+          <w:color w:val="9AA4B2"/>
+          <w:sz w:val="18"/>
+        </w:rPr>
+        <w:t xml:space="preserve">③ 위험한 순서 → </w:t>
+      </w:r>
+    </w:p>
     <w:tbl>
       <w:tblPr>
         <w:tblW w:type="auto" w:w="0"/>
@@ -5188,7 +5518,7 @@
       </w:tblGrid>
       <w:tr>
         <w:trPr>
-          <w:trHeight w:hRule="atLeast" w:val="2041"/>
+          <w:trHeight w:hRule="atLeast" w:val="1446"/>
         </w:trPr>
         <w:tc>
           <w:tcPr>
@@ -5658,6 +5988,96 @@
         <w:t>▷ 기록 — 가장 위험한 항목 설명과, 애매한 문구의 두 가지 해석을 붙여넣으세요</w:t>
       </w:r>
     </w:p>
+    <w:p>
+      <w:pPr>
+        <w:spacing w:before="0" w:after="0"/>
+        <w:ind w:left="170"/>
+      </w:pPr>
+      <w:r>
+        <w:rPr>
+          <w:rFonts w:ascii="맑은 고딕" w:hAnsi="맑은 고딕" w:eastAsia="맑은 고딕"/>
+          <w:b w:val="0"/>
+          <w:color w:val="9AA4B2"/>
+          <w:sz w:val="18"/>
+        </w:rPr>
+        <w:t>[가장 위험한 항목]</w:t>
+      </w:r>
+    </w:p>
+    <w:p>
+      <w:pPr>
+        <w:spacing w:before="0" w:after="0"/>
+        <w:ind w:left="170"/>
+      </w:pPr>
+      <w:r>
+        <w:rPr>
+          <w:rFonts w:ascii="맑은 고딕" w:hAnsi="맑은 고딕" w:eastAsia="맑은 고딕"/>
+          <w:b w:val="0"/>
+          <w:color w:val="9AA4B2"/>
+          <w:sz w:val="18"/>
+        </w:rPr>
+        <w:t>…</w:t>
+      </w:r>
+    </w:p>
+    <w:p>
+      <w:pPr>
+        <w:spacing w:before="0" w:after="0"/>
+        <w:ind w:left="170"/>
+      </w:pPr>
+      <w:r>
+        <w:rPr>
+          <w:rFonts w:ascii="맑은 고딕" w:hAnsi="맑은 고딕" w:eastAsia="맑은 고딕"/>
+          <w:b w:val="0"/>
+          <w:color w:val="9AA4B2"/>
+          <w:sz w:val="18"/>
+        </w:rPr>
+        <w:t xml:space="preserve"> </w:t>
+      </w:r>
+    </w:p>
+    <w:p>
+      <w:pPr>
+        <w:spacing w:before="0" w:after="0"/>
+        <w:ind w:left="170"/>
+      </w:pPr>
+      <w:r>
+        <w:rPr>
+          <w:rFonts w:ascii="맑은 고딕" w:hAnsi="맑은 고딕" w:eastAsia="맑은 고딕"/>
+          <w:b w:val="0"/>
+          <w:color w:val="9AA4B2"/>
+          <w:sz w:val="18"/>
+        </w:rPr>
+        <w:t>[애매한 문구 해석]</w:t>
+      </w:r>
+    </w:p>
+    <w:p>
+      <w:pPr>
+        <w:spacing w:before="0" w:after="0"/>
+        <w:ind w:left="170"/>
+      </w:pPr>
+      <w:r>
+        <w:rPr>
+          <w:rFonts w:ascii="맑은 고딕" w:hAnsi="맑은 고딕" w:eastAsia="맑은 고딕"/>
+          <w:b w:val="0"/>
+          <w:color w:val="9AA4B2"/>
+          <w:sz w:val="18"/>
+        </w:rPr>
+        <w:t>유리하게 읽으면:</w:t>
+      </w:r>
+    </w:p>
+    <w:p>
+      <w:pPr>
+        <w:spacing w:before="0" w:after="0"/>
+        <w:ind w:left="170"/>
+      </w:pPr>
+      <w:r>
+        <w:rPr>
+          <w:rFonts w:ascii="맑은 고딕" w:hAnsi="맑은 고딕" w:eastAsia="맑은 고딕"/>
+          <w:b w:val="0"/>
+          <w:color w:val="9AA4B2"/>
+          <w:sz w:val="18"/>
+        </w:rPr>
+        <w:t>불리하게 읽으면:</w:t>
+      </w:r>
+    </w:p>
     <w:tbl>
       <w:tblPr>
         <w:tblW w:type="auto" w:w="0"/>
@@ -5669,7 +6089,7 @@
       </w:tblGrid>
       <w:tr>
         <w:trPr>
-          <w:trHeight w:hRule="atLeast" w:val="2041"/>
+          <w:trHeight w:hRule="atLeast" w:val="850"/>
         </w:trPr>
         <w:tc>
           <w:tcPr>
@@ -6296,6 +6716,141 @@
         <w:t>▷ 기록 — 내가 공식 자료에서 직접 확인한 내용을 적으세요 (2건 이상)</w:t>
       </w:r>
     </w:p>
+    <w:p>
+      <w:pPr>
+        <w:spacing w:before="0" w:after="0"/>
+        <w:ind w:left="170"/>
+      </w:pPr>
+      <w:r>
+        <w:rPr>
+          <w:rFonts w:ascii="맑은 고딕" w:hAnsi="맑은 고딕" w:eastAsia="맑은 고딕"/>
+          <w:b w:val="0"/>
+          <w:color w:val="9AA4B2"/>
+          <w:sz w:val="18"/>
+        </w:rPr>
+        <w:t>① 확인한 것: 올해 최저임금</w:t>
+      </w:r>
+    </w:p>
+    <w:p>
+      <w:pPr>
+        <w:spacing w:before="0" w:after="0"/>
+        <w:ind w:left="170"/>
+      </w:pPr>
+      <w:r>
+        <w:rPr>
+          <w:rFonts w:ascii="맑은 고딕" w:hAnsi="맑은 고딕" w:eastAsia="맑은 고딕"/>
+          <w:b w:val="0"/>
+          <w:color w:val="9AA4B2"/>
+          <w:sz w:val="18"/>
+        </w:rPr>
+        <w:t xml:space="preserve">   어디서: (기관·자료 이름)</w:t>
+      </w:r>
+    </w:p>
+    <w:p>
+      <w:pPr>
+        <w:spacing w:before="0" w:after="0"/>
+        <w:ind w:left="170"/>
+      </w:pPr>
+      <w:r>
+        <w:rPr>
+          <w:rFonts w:ascii="맑은 고딕" w:hAnsi="맑은 고딕" w:eastAsia="맑은 고딕"/>
+          <w:b w:val="0"/>
+          <w:color w:val="9AA4B2"/>
+          <w:sz w:val="18"/>
+        </w:rPr>
+        <w:t xml:space="preserve">   확인한 내용:</w:t>
+      </w:r>
+    </w:p>
+    <w:p>
+      <w:pPr>
+        <w:spacing w:before="0" w:after="0"/>
+        <w:ind w:left="170"/>
+      </w:pPr>
+      <w:r>
+        <w:rPr>
+          <w:rFonts w:ascii="맑은 고딕" w:hAnsi="맑은 고딕" w:eastAsia="맑은 고딕"/>
+          <w:b w:val="0"/>
+          <w:color w:val="9AA4B2"/>
+          <w:sz w:val="18"/>
+        </w:rPr>
+        <w:t xml:space="preserve">   AI가 말한 것과 같았나:</w:t>
+      </w:r>
+    </w:p>
+    <w:p>
+      <w:pPr>
+        <w:spacing w:before="0" w:after="0"/>
+        <w:ind w:left="170"/>
+      </w:pPr>
+      <w:r>
+        <w:rPr>
+          <w:rFonts w:ascii="맑은 고딕" w:hAnsi="맑은 고딕" w:eastAsia="맑은 고딕"/>
+          <w:b w:val="0"/>
+          <w:color w:val="9AA4B2"/>
+          <w:sz w:val="18"/>
+        </w:rPr>
+        <w:t xml:space="preserve"> </w:t>
+      </w:r>
+    </w:p>
+    <w:p>
+      <w:pPr>
+        <w:spacing w:before="0" w:after="0"/>
+        <w:ind w:left="170"/>
+      </w:pPr>
+      <w:r>
+        <w:rPr>
+          <w:rFonts w:ascii="맑은 고딕" w:hAnsi="맑은 고딕" w:eastAsia="맑은 고딕"/>
+          <w:b w:val="0"/>
+          <w:color w:val="9AA4B2"/>
+          <w:sz w:val="18"/>
+        </w:rPr>
+        <w:t>② 확인한 것:</w:t>
+      </w:r>
+    </w:p>
+    <w:p>
+      <w:pPr>
+        <w:spacing w:before="0" w:after="0"/>
+        <w:ind w:left="170"/>
+      </w:pPr>
+      <w:r>
+        <w:rPr>
+          <w:rFonts w:ascii="맑은 고딕" w:hAnsi="맑은 고딕" w:eastAsia="맑은 고딕"/>
+          <w:b w:val="0"/>
+          <w:color w:val="9AA4B2"/>
+          <w:sz w:val="18"/>
+        </w:rPr>
+        <w:t xml:space="preserve">   어디서:</w:t>
+      </w:r>
+    </w:p>
+    <w:p>
+      <w:pPr>
+        <w:spacing w:before="0" w:after="0"/>
+        <w:ind w:left="170"/>
+      </w:pPr>
+      <w:r>
+        <w:rPr>
+          <w:rFonts w:ascii="맑은 고딕" w:hAnsi="맑은 고딕" w:eastAsia="맑은 고딕"/>
+          <w:b w:val="0"/>
+          <w:color w:val="9AA4B2"/>
+          <w:sz w:val="18"/>
+        </w:rPr>
+        <w:t xml:space="preserve">   확인한 내용:</w:t>
+      </w:r>
+    </w:p>
+    <w:p>
+      <w:pPr>
+        <w:spacing w:before="0" w:after="0"/>
+        <w:ind w:left="170"/>
+      </w:pPr>
+      <w:r>
+        <w:rPr>
+          <w:rFonts w:ascii="맑은 고딕" w:hAnsi="맑은 고딕" w:eastAsia="맑은 고딕"/>
+          <w:b w:val="0"/>
+          <w:color w:val="9AA4B2"/>
+          <w:sz w:val="18"/>
+        </w:rPr>
+        <w:t xml:space="preserve">   AI가 말한 것과 같았나:</w:t>
+      </w:r>
+    </w:p>
     <w:tbl>
       <w:tblPr>
         <w:tblW w:type="auto" w:w="0"/>
@@ -6307,7 +6862,7 @@
       </w:tblGrid>
       <w:tr>
         <w:trPr>
-          <w:trHeight w:hRule="atLeast" w:val="4252"/>
+          <w:trHeight w:hRule="atLeast" w:val="2466"/>
         </w:trPr>
         <w:tc>
           <w:tcPr>
@@ -6805,6 +7360,81 @@
         <w:t>▷ 기록 — 예상되는 답변과, 내가 오해했던 점을 적으세요</w:t>
       </w:r>
     </w:p>
+    <w:p>
+      <w:pPr>
+        <w:spacing w:before="0" w:after="0"/>
+        <w:ind w:left="170"/>
+      </w:pPr>
+      <w:r>
+        <w:rPr>
+          <w:rFonts w:ascii="맑은 고딕" w:hAnsi="맑은 고딕" w:eastAsia="맑은 고딕"/>
+          <w:b w:val="0"/>
+          <w:color w:val="9AA4B2"/>
+          <w:sz w:val="18"/>
+        </w:rPr>
+        <w:t>사장님 예상 답변 1)</w:t>
+      </w:r>
+    </w:p>
+    <w:p>
+      <w:pPr>
+        <w:spacing w:before="0" w:after="0"/>
+        <w:ind w:left="170"/>
+      </w:pPr>
+      <w:r>
+        <w:rPr>
+          <w:rFonts w:ascii="맑은 고딕" w:hAnsi="맑은 고딕" w:eastAsia="맑은 고딕"/>
+          <w:b w:val="0"/>
+          <w:color w:val="9AA4B2"/>
+          <w:sz w:val="18"/>
+        </w:rPr>
+        <w:t>2)</w:t>
+      </w:r>
+    </w:p>
+    <w:p>
+      <w:pPr>
+        <w:spacing w:before="0" w:after="0"/>
+        <w:ind w:left="170"/>
+      </w:pPr>
+      <w:r>
+        <w:rPr>
+          <w:rFonts w:ascii="맑은 고딕" w:hAnsi="맑은 고딕" w:eastAsia="맑은 고딕"/>
+          <w:b w:val="0"/>
+          <w:color w:val="9AA4B2"/>
+          <w:sz w:val="18"/>
+        </w:rPr>
+        <w:t>3)</w:t>
+      </w:r>
+    </w:p>
+    <w:p>
+      <w:pPr>
+        <w:spacing w:before="0" w:after="0"/>
+        <w:ind w:left="170"/>
+      </w:pPr>
+      <w:r>
+        <w:rPr>
+          <w:rFonts w:ascii="맑은 고딕" w:hAnsi="맑은 고딕" w:eastAsia="맑은 고딕"/>
+          <w:b w:val="0"/>
+          <w:color w:val="9AA4B2"/>
+          <w:sz w:val="18"/>
+        </w:rPr>
+        <w:t>내가 오해했던 것:</w:t>
+      </w:r>
+    </w:p>
+    <w:p>
+      <w:pPr>
+        <w:spacing w:before="0" w:after="0"/>
+        <w:ind w:left="170"/>
+      </w:pPr>
+      <w:r>
+        <w:rPr>
+          <w:rFonts w:ascii="맑은 고딕" w:hAnsi="맑은 고딕" w:eastAsia="맑은 고딕"/>
+          <w:b w:val="0"/>
+          <w:color w:val="9AA4B2"/>
+          <w:sz w:val="18"/>
+        </w:rPr>
+        <w:t>물어보는 말투:</w:t>
+      </w:r>
+    </w:p>
     <w:tbl>
       <w:tblPr>
         <w:tblW w:type="auto" w:w="0"/>
@@ -6816,7 +7446,7 @@
       </w:tblGrid>
       <w:tr>
         <w:trPr>
-          <w:trHeight w:hRule="atLeast" w:val="2041"/>
+          <w:trHeight w:hRule="atLeast" w:val="1049"/>
         </w:trPr>
         <w:tc>
           <w:tcPr>
@@ -7076,6 +7706,156 @@
         <w:t>▷ 기록 — 사장님께 물어볼 질문 10개를 내 말로 적으세요</w:t>
       </w:r>
     </w:p>
+    <w:p>
+      <w:pPr>
+        <w:spacing w:before="0" w:after="0"/>
+        <w:ind w:left="170"/>
+      </w:pPr>
+      <w:r>
+        <w:rPr>
+          <w:rFonts w:ascii="맑은 고딕" w:hAnsi="맑은 고딕" w:eastAsia="맑은 고딕"/>
+          <w:b w:val="0"/>
+          <w:color w:val="9AA4B2"/>
+          <w:sz w:val="18"/>
+        </w:rPr>
+        <w:t xml:space="preserve"> 1.</w:t>
+      </w:r>
+    </w:p>
+    <w:p>
+      <w:pPr>
+        <w:spacing w:before="0" w:after="0"/>
+        <w:ind w:left="170"/>
+      </w:pPr>
+      <w:r>
+        <w:rPr>
+          <w:rFonts w:ascii="맑은 고딕" w:hAnsi="맑은 고딕" w:eastAsia="맑은 고딕"/>
+          <w:b w:val="0"/>
+          <w:color w:val="9AA4B2"/>
+          <w:sz w:val="18"/>
+        </w:rPr>
+        <w:t xml:space="preserve"> 2.</w:t>
+      </w:r>
+    </w:p>
+    <w:p>
+      <w:pPr>
+        <w:spacing w:before="0" w:after="0"/>
+        <w:ind w:left="170"/>
+      </w:pPr>
+      <w:r>
+        <w:rPr>
+          <w:rFonts w:ascii="맑은 고딕" w:hAnsi="맑은 고딕" w:eastAsia="맑은 고딕"/>
+          <w:b w:val="0"/>
+          <w:color w:val="9AA4B2"/>
+          <w:sz w:val="18"/>
+        </w:rPr>
+        <w:t xml:space="preserve"> 3.</w:t>
+      </w:r>
+    </w:p>
+    <w:p>
+      <w:pPr>
+        <w:spacing w:before="0" w:after="0"/>
+        <w:ind w:left="170"/>
+      </w:pPr>
+      <w:r>
+        <w:rPr>
+          <w:rFonts w:ascii="맑은 고딕" w:hAnsi="맑은 고딕" w:eastAsia="맑은 고딕"/>
+          <w:b w:val="0"/>
+          <w:color w:val="9AA4B2"/>
+          <w:sz w:val="18"/>
+        </w:rPr>
+        <w:t xml:space="preserve"> 4.</w:t>
+      </w:r>
+    </w:p>
+    <w:p>
+      <w:pPr>
+        <w:spacing w:before="0" w:after="0"/>
+        <w:ind w:left="170"/>
+      </w:pPr>
+      <w:r>
+        <w:rPr>
+          <w:rFonts w:ascii="맑은 고딕" w:hAnsi="맑은 고딕" w:eastAsia="맑은 고딕"/>
+          <w:b w:val="0"/>
+          <w:color w:val="9AA4B2"/>
+          <w:sz w:val="18"/>
+        </w:rPr>
+        <w:t xml:space="preserve"> 5.</w:t>
+      </w:r>
+    </w:p>
+    <w:p>
+      <w:pPr>
+        <w:spacing w:before="0" w:after="0"/>
+        <w:ind w:left="170"/>
+      </w:pPr>
+      <w:r>
+        <w:rPr>
+          <w:rFonts w:ascii="맑은 고딕" w:hAnsi="맑은 고딕" w:eastAsia="맑은 고딕"/>
+          <w:b w:val="0"/>
+          <w:color w:val="9AA4B2"/>
+          <w:sz w:val="18"/>
+        </w:rPr>
+        <w:t xml:space="preserve"> 6.</w:t>
+      </w:r>
+    </w:p>
+    <w:p>
+      <w:pPr>
+        <w:spacing w:before="0" w:after="0"/>
+        <w:ind w:left="170"/>
+      </w:pPr>
+      <w:r>
+        <w:rPr>
+          <w:rFonts w:ascii="맑은 고딕" w:hAnsi="맑은 고딕" w:eastAsia="맑은 고딕"/>
+          <w:b w:val="0"/>
+          <w:color w:val="9AA4B2"/>
+          <w:sz w:val="18"/>
+        </w:rPr>
+        <w:t xml:space="preserve"> 7.</w:t>
+      </w:r>
+    </w:p>
+    <w:p>
+      <w:pPr>
+        <w:spacing w:before="0" w:after="0"/>
+        <w:ind w:left="170"/>
+      </w:pPr>
+      <w:r>
+        <w:rPr>
+          <w:rFonts w:ascii="맑은 고딕" w:hAnsi="맑은 고딕" w:eastAsia="맑은 고딕"/>
+          <w:b w:val="0"/>
+          <w:color w:val="9AA4B2"/>
+          <w:sz w:val="18"/>
+        </w:rPr>
+        <w:t xml:space="preserve"> 8.</w:t>
+      </w:r>
+    </w:p>
+    <w:p>
+      <w:pPr>
+        <w:spacing w:before="0" w:after="0"/>
+        <w:ind w:left="170"/>
+      </w:pPr>
+      <w:r>
+        <w:rPr>
+          <w:rFonts w:ascii="맑은 고딕" w:hAnsi="맑은 고딕" w:eastAsia="맑은 고딕"/>
+          <w:b w:val="0"/>
+          <w:color w:val="9AA4B2"/>
+          <w:sz w:val="18"/>
+        </w:rPr>
+        <w:t xml:space="preserve"> 9.</w:t>
+      </w:r>
+    </w:p>
+    <w:p>
+      <w:pPr>
+        <w:spacing w:before="0" w:after="0"/>
+        <w:ind w:left="170"/>
+      </w:pPr>
+      <w:r>
+        <w:rPr>
+          <w:rFonts w:ascii="맑은 고딕" w:hAnsi="맑은 고딕" w:eastAsia="맑은 고딕"/>
+          <w:b w:val="0"/>
+          <w:color w:val="9AA4B2"/>
+          <w:sz w:val="18"/>
+        </w:rPr>
+        <w:t>10.</w:t>
+      </w:r>
+    </w:p>
     <w:tbl>
       <w:tblPr>
         <w:tblW w:type="auto" w:w="0"/>
@@ -7087,7 +7867,7 @@
       </w:tblGrid>
       <w:tr>
         <w:trPr>
-          <w:trHeight w:hRule="atLeast" w:val="4252"/>
+          <w:trHeight w:hRule="atLeast" w:val="2268"/>
         </w:trPr>
         <w:tc>
           <w:tcPr>
@@ -7238,6 +8018,96 @@
         <w:t>▷ 기록 — 사용 기록을 채우세요</w:t>
       </w:r>
     </w:p>
+    <w:p>
+      <w:pPr>
+        <w:spacing w:before="0" w:after="0"/>
+        <w:ind w:left="170"/>
+      </w:pPr>
+      <w:r>
+        <w:rPr>
+          <w:rFonts w:ascii="맑은 고딕" w:hAnsi="맑은 고딕" w:eastAsia="맑은 고딕"/>
+          <w:b w:val="0"/>
+          <w:color w:val="9AA4B2"/>
+          <w:sz w:val="18"/>
+        </w:rPr>
+        <w:t>· 사용한 AI:</w:t>
+      </w:r>
+    </w:p>
+    <w:p>
+      <w:pPr>
+        <w:spacing w:before="0" w:after="0"/>
+        <w:ind w:left="170"/>
+      </w:pPr>
+      <w:r>
+        <w:rPr>
+          <w:rFonts w:ascii="맑은 고딕" w:hAnsi="맑은 고딕" w:eastAsia="맑은 고딕"/>
+          <w:b w:val="0"/>
+          <w:color w:val="9AA4B2"/>
+          <w:sz w:val="18"/>
+        </w:rPr>
+        <w:t>· 주고받은 횟수: 약    회</w:t>
+      </w:r>
+    </w:p>
+    <w:p>
+      <w:pPr>
+        <w:spacing w:before="0" w:after="0"/>
+        <w:ind w:left="170"/>
+      </w:pPr>
+      <w:r>
+        <w:rPr>
+          <w:rFonts w:ascii="맑은 고딕" w:hAnsi="맑은 고딕" w:eastAsia="맑은 고딕"/>
+          <w:b w:val="0"/>
+          <w:color w:val="9AA4B2"/>
+          <w:sz w:val="18"/>
+        </w:rPr>
+        <w:t>· AI가 가장 도움이 된 부분:</w:t>
+      </w:r>
+    </w:p>
+    <w:p>
+      <w:pPr>
+        <w:spacing w:before="0" w:after="0"/>
+        <w:ind w:left="170"/>
+      </w:pPr>
+      <w:r>
+        <w:rPr>
+          <w:rFonts w:ascii="맑은 고딕" w:hAnsi="맑은 고딕" w:eastAsia="맑은 고딕"/>
+          <w:b w:val="0"/>
+          <w:color w:val="9AA4B2"/>
+          <w:sz w:val="18"/>
+        </w:rPr>
+        <w:t>· AI 결과 중 내가 고친 부분:</w:t>
+      </w:r>
+    </w:p>
+    <w:p>
+      <w:pPr>
+        <w:spacing w:before="0" w:after="0"/>
+        <w:ind w:left="170"/>
+      </w:pPr>
+      <w:r>
+        <w:rPr>
+          <w:rFonts w:ascii="맑은 고딕" w:hAnsi="맑은 고딕" w:eastAsia="맑은 고딕"/>
+          <w:b w:val="0"/>
+          <w:color w:val="9AA4B2"/>
+          <w:sz w:val="18"/>
+        </w:rPr>
+        <w:t>· 사실 확인한 내용과 방법:</w:t>
+      </w:r>
+    </w:p>
+    <w:p>
+      <w:pPr>
+        <w:spacing w:before="0" w:after="0"/>
+        <w:ind w:left="170"/>
+      </w:pPr>
+      <w:r>
+        <w:rPr>
+          <w:rFonts w:ascii="맑은 고딕" w:hAnsi="맑은 고딕" w:eastAsia="맑은 고딕"/>
+          <w:b w:val="0"/>
+          <w:color w:val="9AA4B2"/>
+          <w:sz w:val="18"/>
+        </w:rPr>
+        <w:t>· AI에게 맡기지 않고 내가 한 일:</w:t>
+      </w:r>
+    </w:p>
     <w:tbl>
       <w:tblPr>
         <w:tblW w:type="auto" w:w="0"/>
@@ -7249,7 +8119,7 @@
       </w:tblGrid>
       <w:tr>
         <w:trPr>
-          <w:trHeight w:hRule="atLeast" w:val="4252"/>
+          <w:trHeight w:hRule="atLeast" w:val="3061"/>
         </w:trPr>
         <w:tc>
           <w:tcPr>
@@ -7383,7 +8253,7 @@
           <w:color w:val="1F53C4"/>
           <w:sz w:val="21"/>
         </w:rPr>
-        <w:t>▶ AI에게 이렇게 보내세요</w:t>
+        <w:t>▶ 이렇게 하세요</w:t>
       </w:r>
     </w:p>
     <w:tbl>
@@ -7509,6 +8379,111 @@
         <w:t>▷ 기록 — 짝의 질문 목록을 점검한 결과와, 내 목록에 반영할 점을 적으세요</w:t>
       </w:r>
     </w:p>
+    <w:p>
+      <w:pPr>
+        <w:spacing w:before="0" w:after="0"/>
+        <w:ind w:left="170"/>
+      </w:pPr>
+      <w:r>
+        <w:rPr>
+          <w:rFonts w:ascii="맑은 고딕" w:hAnsi="맑은 고딕" w:eastAsia="맑은 고딕"/>
+          <w:b w:val="0"/>
+          <w:color w:val="9AA4B2"/>
+          <w:sz w:val="18"/>
+        </w:rPr>
+        <w:t>짝의 질문 점검:</w:t>
+      </w:r>
+    </w:p>
+    <w:p>
+      <w:pPr>
+        <w:spacing w:before="0" w:after="0"/>
+        <w:ind w:left="170"/>
+      </w:pPr>
+      <w:r>
+        <w:rPr>
+          <w:rFonts w:ascii="맑은 고딕" w:hAnsi="맑은 고딕" w:eastAsia="맑은 고딕"/>
+          <w:b w:val="0"/>
+          <w:color w:val="9AA4B2"/>
+          <w:sz w:val="18"/>
+        </w:rPr>
+        <w:t>1) 답을 얻을 수 있는가:</w:t>
+      </w:r>
+    </w:p>
+    <w:p>
+      <w:pPr>
+        <w:spacing w:before="0" w:after="0"/>
+        <w:ind w:left="170"/>
+      </w:pPr>
+      <w:r>
+        <w:rPr>
+          <w:rFonts w:ascii="맑은 고딕" w:hAnsi="맑은 고딕" w:eastAsia="맑은 고딕"/>
+          <w:b w:val="0"/>
+          <w:color w:val="9AA4B2"/>
+          <w:sz w:val="18"/>
+        </w:rPr>
+        <w:t>2) 따지듯 들리는 질문:</w:t>
+      </w:r>
+    </w:p>
+    <w:p>
+      <w:pPr>
+        <w:spacing w:before="0" w:after="0"/>
+        <w:ind w:left="170"/>
+      </w:pPr>
+      <w:r>
+        <w:rPr>
+          <w:rFonts w:ascii="맑은 고딕" w:hAnsi="맑은 고딕" w:eastAsia="맑은 고딕"/>
+          <w:b w:val="0"/>
+          <w:color w:val="9AA4B2"/>
+          <w:sz w:val="18"/>
+        </w:rPr>
+        <w:t>3) 빠진 것:</w:t>
+      </w:r>
+    </w:p>
+    <w:p>
+      <w:pPr>
+        <w:spacing w:before="0" w:after="0"/>
+        <w:ind w:left="170"/>
+      </w:pPr>
+      <w:r>
+        <w:rPr>
+          <w:rFonts w:ascii="맑은 고딕" w:hAnsi="맑은 고딕" w:eastAsia="맑은 고딕"/>
+          <w:b w:val="0"/>
+          <w:color w:val="9AA4B2"/>
+          <w:sz w:val="18"/>
+        </w:rPr>
+        <w:t>4) 나라면 하겠는가:</w:t>
+      </w:r>
+    </w:p>
+    <w:p>
+      <w:pPr>
+        <w:spacing w:before="0" w:after="0"/>
+        <w:ind w:left="170"/>
+      </w:pPr>
+      <w:r>
+        <w:rPr>
+          <w:rFonts w:ascii="맑은 고딕" w:hAnsi="맑은 고딕" w:eastAsia="맑은 고딕"/>
+          <w:b w:val="0"/>
+          <w:color w:val="9AA4B2"/>
+          <w:sz w:val="18"/>
+        </w:rPr>
+        <w:t xml:space="preserve"> </w:t>
+      </w:r>
+    </w:p>
+    <w:p>
+      <w:pPr>
+        <w:spacing w:before="0" w:after="0"/>
+        <w:ind w:left="170"/>
+      </w:pPr>
+      <w:r>
+        <w:rPr>
+          <w:rFonts w:ascii="맑은 고딕" w:hAnsi="맑은 고딕" w:eastAsia="맑은 고딕"/>
+          <w:b w:val="0"/>
+          <w:color w:val="9AA4B2"/>
+          <w:sz w:val="18"/>
+        </w:rPr>
+        <w:t>내 목록에 반영할 점:</w:t>
+      </w:r>
+    </w:p>
     <w:tbl>
       <w:tblPr>
         <w:tblW w:type="auto" w:w="0"/>
@@ -7520,7 +8495,7 @@
       </w:tblGrid>
       <w:tr>
         <w:trPr>
-          <w:trHeight w:hRule="atLeast" w:val="4252"/>
+          <w:trHeight w:hRule="atLeast" w:val="2863"/>
         </w:trPr>
         <w:tc>
           <w:tcPr>
